--- a/applications/artifact-uprising-sr-manager-lifecycle-marketing/cover-letter.docx
+++ b/applications/artifact-uprising-sr-manager-lifecycle-marketing/cover-letter.docx
@@ -120,7 +120,7 @@
           <w:b w:val="0"/>
           <w:color w:val="1A1A1A"/>
         </w:rPr>
-        <w:t>Klaviyo would be new to me; my email work has been in Mailchimp, HubSpot, and GoHighLevel, and the flow logic carries over. I'd welcome a conversation at 303-726-5037 or jrotnbrg@gmail.com.</w:t>
+        <w:t>Klaviyo would be new to me; my email and SMS work has been in Mailchimp, HubSpot, and GoHighLevel, where I set up deliverability myself and keep it above 99%, and the flow logic carries over. I'd welcome a conversation at 303-726-5037 or jrotnbrg@gmail.com.</w:t>
       </w:r>
     </w:p>
     <w:p>
